--- a/EXPORTS/DOCX/published/niveau2/Dutch/Ghana.docx
+++ b/EXPORTS/DOCX/published/niveau2/Dutch/Ghana.docx
@@ -609,7 +609,6 @@
       </w:r>
       <w:r>
         <w:rPr>
-          <w:u w:val="single" w:color="0000ff"/>
           <w:rFonts w:ascii="Charis SIL Regular" w:hAnsi="Charis SIL Regular" w:eastAsia="Charis SIL Regular"/>
           <w:b w:val="0"/>
           <w:i w:val="0"/>
@@ -4506,7 +4505,7 @@
           <w:sz w:val="24"/>
           <w:u w:val="single"/>
         </w:rPr>
-        <w:hyperlink r:id="rId23" w:history="1">
+        <w:hyperlink r:id="rId24" w:history="1">
           <w:r>
             <w:rPr>
               <w:rStyle w:val="Hyperlink"/>
@@ -4553,6 +4552,7 @@
       </w:r>
       <w:r>
         <w:rPr>
+          <w:u w:val="single" w:color="0000ff"/>
           <w:rFonts w:ascii="Charis SIL Regular" w:hAnsi="Charis SIL Regular" w:eastAsia="Charis SIL Regular"/>
           <w:b w:val="0"/>
           <w:i w:val="0"/>
@@ -4588,7 +4588,7 @@
           <w:sz w:val="24"/>
           <w:u w:val="single"/>
         </w:rPr>
-        <w:hyperlink r:id="rId23" w:history="1">
+        <w:hyperlink r:id="rId25" w:history="1">
           <w:r>
             <w:rPr>
               <w:rStyle w:val="Hyperlink"/>
@@ -4617,7 +4617,7 @@
           <w:sz w:val="24"/>
           <w:u w:val="single"/>
         </w:rPr>
-        <w:hyperlink r:id="rId23" w:history="1">
+        <w:hyperlink r:id="rId25" w:history="1">
           <w:r>
             <w:rPr>
               <w:rStyle w:val="Hyperlink"/>
@@ -4695,7 +4695,7 @@
           <w:sz w:val="24"/>
           <w:u w:val="single"/>
         </w:rPr>
-        <w:hyperlink r:id="rId25" w:history="1">
+        <w:hyperlink r:id="rId26" w:history="1">
           <w:r>
             <w:rPr>
               <w:rStyle w:val="Hyperlink"/>
@@ -4713,7 +4713,7 @@
           <w:sz w:val="24"/>
           <w:u w:val="single"/>
         </w:rPr>
-        <w:hyperlink r:id="rId25" w:history="1">
+        <w:hyperlink r:id="rId26" w:history="1">
           <w:r>
             <w:rPr>
               <w:rStyle w:val="Hyperlink"/>
@@ -4731,7 +4731,7 @@
           <w:sz w:val="24"/>
           <w:u w:val="single"/>
         </w:rPr>
-        <w:hyperlink r:id="rId25" w:history="1">
+        <w:hyperlink r:id="rId26" w:history="1">
           <w:r>
             <w:rPr>
               <w:rStyle w:val="Hyperlink"/>
@@ -4749,7 +4749,7 @@
           <w:sz w:val="24"/>
           <w:u w:val="single"/>
         </w:rPr>
-        <w:hyperlink r:id="rId25" w:history="1">
+        <w:hyperlink r:id="rId26" w:history="1">
           <w:r>
             <w:rPr>
               <w:rStyle w:val="Hyperlink"/>
@@ -4767,7 +4767,7 @@
           <w:sz w:val="24"/>
           <w:u w:val="single"/>
         </w:rPr>
-        <w:hyperlink r:id="rId25" w:history="1">
+        <w:hyperlink r:id="rId26" w:history="1">
           <w:r>
             <w:rPr>
               <w:rStyle w:val="Hyperlink"/>
@@ -4785,7 +4785,7 @@
           <w:sz w:val="24"/>
           <w:u w:val="single"/>
         </w:rPr>
-        <w:hyperlink r:id="rId25" w:history="1">
+        <w:hyperlink r:id="rId26" w:history="1">
           <w:r>
             <w:rPr>
               <w:rStyle w:val="Hyperlink"/>
@@ -4801,8 +4801,16 @@
           <w:i w:val="0"/>
           <w:color w:val="0000FF"/>
           <w:sz w:val="24"/>
-        </w:rPr>
-        <w:t>page/31</w:t>
+          <w:u w:val="single"/>
+        </w:rPr>
+        <w:hyperlink r:id="rId26" w:history="1">
+          <w:r>
+            <w:rPr>
+              <w:rStyle w:val="Hyperlink"/>
+            </w:rPr>
+            <w:t>page/31</w:t>
+          </w:r>
+        </w:hyperlink>
       </w:r>
     </w:p>
     <w:p>
@@ -5027,40 +5035,53 @@
           <w:i w:val="0"/>
           <w:color w:val="0000FF"/>
           <w:sz w:val="24"/>
+        </w:rPr>
+        <w:hyperlink r:id="rId19" w:history="1">
+          <w:r>
+            <w:rPr>
+              <w:rStyle w:val="Hyperlink"/>
+            </w:rPr>
+            <w:t>l</w:t>
+          </w:r>
+        </w:hyperlink>
+      </w:r>
+      <w:r>
+        <w:rPr>
+          <w:rFonts w:ascii="Charis SIL Regular" w:hAnsi="Charis SIL Regular" w:eastAsia="Charis SIL Regular"/>
+          <w:b w:val="0"/>
+          <w:i w:val="0"/>
+          <w:color w:val="0000FF"/>
+          <w:sz w:val="24"/>
+        </w:rPr>
+        <w:t>e</w:t>
+      </w:r>
+      <w:r>
+        <w:rPr>
+          <w:rFonts w:ascii="Charis SIL Regular" w:hAnsi="Charis SIL Regular" w:eastAsia="Charis SIL Regular"/>
+          <w:b w:val="0"/>
+          <w:i w:val="0"/>
+          <w:color w:val="000000"/>
+          <w:sz w:val="24"/>
+        </w:rPr>
+        <w:hyperlink r:id="rId19" w:history="1">
+          <w:r>
+            <w:rPr>
+              <w:rStyle w:val="Hyperlink"/>
+            </w:rPr>
+            <w:t xml:space="preserve">, </w:t>
+          </w:r>
+        </w:hyperlink>
+      </w:r>
+      <w:r>
+        <w:rPr>
+          <w:rFonts w:ascii="Charis SIL Regular" w:hAnsi="Charis SIL Regular" w:eastAsia="Charis SIL Regular"/>
+          <w:b w:val="0"/>
+          <w:i w:val="0"/>
+          <w:color w:val="0000FF"/>
+          <w:sz w:val="24"/>
           <w:u w:val="single"/>
         </w:rPr>
-        <w:t>l</w:t>
-      </w:r>
-      <w:r>
-        <w:rPr>
-          <w:rFonts w:ascii="Charis SIL Regular" w:hAnsi="Charis SIL Regular" w:eastAsia="Charis SIL Regular"/>
-          <w:b w:val="0"/>
-          <w:i w:val="0"/>
-          <w:color w:val="0000FF"/>
-          <w:sz w:val="24"/>
-        </w:rPr>
-        <w:t>e</w:t>
-      </w:r>
-      <w:r>
-        <w:rPr>
-          <w:rFonts w:ascii="Charis SIL Regular" w:hAnsi="Charis SIL Regular" w:eastAsia="Charis SIL Regular"/>
-          <w:b w:val="0"/>
-          <w:i w:val="0"/>
-          <w:color w:val="000000"/>
-          <w:sz w:val="24"/>
-        </w:rPr>
-        <w:t xml:space="preserve">, </w:t>
-      </w:r>
-      <w:r>
-        <w:rPr>
-          <w:rFonts w:ascii="Charis SIL Regular" w:hAnsi="Charis SIL Regular" w:eastAsia="Charis SIL Regular"/>
-          <w:b w:val="0"/>
-          <w:i w:val="0"/>
-          <w:color w:val="0000FF"/>
-          <w:sz w:val="24"/>
-          <w:u w:val="single"/>
-        </w:rPr>
-        <w:hyperlink r:id="rId26" w:history="1">
+        <w:hyperlink r:id="rId27" w:history="1">
           <w:r>
             <w:rPr>
               <w:rStyle w:val="Hyperlink"/>
@@ -5078,7 +5099,7 @@
           <w:sz w:val="24"/>
           <w:u w:val="single"/>
         </w:rPr>
-        <w:hyperlink r:id="rId26" w:history="1">
+        <w:hyperlink r:id="rId27" w:history="1">
           <w:r>
             <w:rPr>
               <w:rStyle w:val="Hyperlink"/>
@@ -5107,7 +5128,7 @@
           <w:sz w:val="24"/>
           <w:u w:val="single"/>
         </w:rPr>
-        <w:hyperlink r:id="rId26" w:history="1">
+        <w:hyperlink r:id="rId27" w:history="1">
           <w:r>
             <w:rPr>
               <w:rStyle w:val="Hyperlink"/>
@@ -5135,7 +5156,7 @@
           <w:sz w:val="24"/>
           <w:u w:val="single"/>
         </w:rPr>
-        <w:hyperlink r:id="rId27" w:history="1">
+        <w:hyperlink r:id="rId28" w:history="1">
           <w:r>
             <w:rPr>
               <w:rStyle w:val="Hyperlink"/>
@@ -5153,7 +5174,7 @@
           <w:sz w:val="24"/>
           <w:u w:val="single"/>
         </w:rPr>
-        <w:hyperlink r:id="rId19" w:history="1">
+        <w:hyperlink r:id="rId28" w:history="1">
           <w:r>
             <w:rPr>
               <w:rStyle w:val="Hyperlink"/>
@@ -5182,7 +5203,7 @@
           <w:sz w:val="24"/>
           <w:u w:val="single"/>
         </w:rPr>
-        <w:hyperlink r:id="rId19" w:history="1">
+        <w:hyperlink r:id="rId28" w:history="1">
           <w:r>
             <w:rPr>
               <w:rStyle w:val="Hyperlink"/>
@@ -5340,7 +5361,7 @@
           <w:sz w:val="24"/>
           <w:u w:val="single"/>
         </w:rPr>
-        <w:hyperlink r:id="rId28" w:history="1">
+        <w:hyperlink r:id="rId29" w:history="1">
           <w:r>
             <w:rPr>
               <w:rStyle w:val="Hyperlink"/>
@@ -5358,7 +5379,7 @@
           <w:sz w:val="24"/>
           <w:u w:val="single"/>
         </w:rPr>
-        <w:hyperlink r:id="rId28" w:history="1">
+        <w:hyperlink r:id="rId29" w:history="1">
           <w:r>
             <w:rPr>
               <w:rStyle w:val="Hyperlink"/>
@@ -5376,7 +5397,7 @@
           <w:sz w:val="24"/>
           <w:u w:val="single"/>
         </w:rPr>
-        <w:hyperlink r:id="rId28" w:history="1">
+        <w:hyperlink r:id="rId29" w:history="1">
           <w:r>
             <w:rPr>
               <w:rStyle w:val="Hyperlink"/>
@@ -5394,7 +5415,7 @@
           <w:sz w:val="24"/>
           <w:u w:val="single"/>
         </w:rPr>
-        <w:hyperlink r:id="rId28" w:history="1">
+        <w:hyperlink r:id="rId29" w:history="1">
           <w:r>
             <w:rPr>
               <w:rStyle w:val="Hyperlink"/>
@@ -5422,7 +5443,7 @@
           <w:sz w:val="24"/>
           <w:u w:val="single"/>
         </w:rPr>
-        <w:hyperlink r:id="rId28" w:history="1">
+        <w:hyperlink r:id="rId30" w:history="1">
           <w:r>
             <w:rPr>
               <w:rStyle w:val="Hyperlink"/>
@@ -5440,7 +5461,7 @@
           <w:sz w:val="24"/>
           <w:u w:val="single"/>
         </w:rPr>
-        <w:hyperlink r:id="rId28" w:history="1">
+        <w:hyperlink r:id="rId30" w:history="1">
           <w:r>
             <w:rPr>
               <w:rStyle w:val="Hyperlink"/>
@@ -5469,7 +5490,7 @@
           <w:sz w:val="24"/>
           <w:u w:val="single"/>
         </w:rPr>
-        <w:hyperlink r:id="rId28" w:history="1">
+        <w:hyperlink r:id="rId30" w:history="1">
           <w:r>
             <w:rPr>
               <w:rStyle w:val="Hyperlink"/>
@@ -5557,7 +5578,7 @@
           <w:sz w:val="24"/>
           <w:u w:val="single"/>
         </w:rPr>
-        <w:hyperlink r:id="rId29" w:history="1">
+        <w:hyperlink r:id="rId31" w:history="1">
           <w:r>
             <w:rPr>
               <w:rStyle w:val="Hyperlink"/>
@@ -5586,7 +5607,7 @@
           <w:sz w:val="24"/>
           <w:u w:val="single"/>
         </w:rPr>
-        <w:hyperlink r:id="rId29" w:history="1">
+        <w:hyperlink r:id="rId31" w:history="1">
           <w:r>
             <w:rPr>
               <w:rStyle w:val="Hyperlink"/>
@@ -5614,7 +5635,7 @@
           <w:sz w:val="24"/>
           <w:u w:val="single"/>
         </w:rPr>
-        <w:hyperlink r:id="rId30" w:history="1">
+        <w:hyperlink r:id="rId32" w:history="1">
           <w:r>
             <w:rPr>
               <w:rStyle w:val="Hyperlink"/>
@@ -5643,7 +5664,7 @@
           <w:sz w:val="24"/>
           <w:u w:val="single"/>
         </w:rPr>
-        <w:hyperlink r:id="rId30" w:history="1">
+        <w:hyperlink r:id="rId32" w:history="1">
           <w:r>
             <w:rPr>
               <w:rStyle w:val="Hyperlink"/>
@@ -5767,7 +5788,7 @@
           <w:sz w:val="24"/>
           <w:u w:val="single"/>
         </w:rPr>
-        <w:hyperlink r:id="rId31" w:history="1">
+        <w:hyperlink r:id="rId33" w:history="1">
           <w:r>
             <w:rPr>
               <w:rStyle w:val="Hyperlink"/>
@@ -5785,7 +5806,7 @@
           <w:sz w:val="24"/>
           <w:u w:val="single"/>
         </w:rPr>
-        <w:hyperlink r:id="rId31" w:history="1">
+        <w:hyperlink r:id="rId33" w:history="1">
           <w:r>
             <w:rPr>
               <w:rStyle w:val="Hyperlink"/>
@@ -5803,7 +5824,7 @@
           <w:sz w:val="24"/>
           <w:u w:val="single"/>
         </w:rPr>
-        <w:hyperlink r:id="rId31" w:history="1">
+        <w:hyperlink r:id="rId33" w:history="1">
           <w:r>
             <w:rPr>
               <w:rStyle w:val="Hyperlink"/>
@@ -5984,7 +6005,7 @@
           <w:sz w:val="24"/>
           <w:u w:val="single"/>
         </w:rPr>
-        <w:hyperlink r:id="rId32" w:history="1">
+        <w:hyperlink r:id="rId34" w:history="1">
           <w:r>
             <w:rPr>
               <w:rStyle w:val="Hyperlink"/>
@@ -6002,7 +6023,7 @@
           <w:sz w:val="24"/>
           <w:u w:val="single"/>
         </w:rPr>
-        <w:hyperlink r:id="rId32" w:history="1">
+        <w:hyperlink r:id="rId34" w:history="1">
           <w:r>
             <w:rPr>
               <w:rStyle w:val="Hyperlink"/>
@@ -6020,7 +6041,7 @@
           <w:sz w:val="24"/>
           <w:u w:val="single"/>
         </w:rPr>
-        <w:hyperlink r:id="rId32" w:history="1">
+        <w:hyperlink r:id="rId34" w:history="1">
           <w:r>
             <w:rPr>
               <w:rStyle w:val="Hyperlink"/>
@@ -6038,7 +6059,7 @@
           <w:sz w:val="24"/>
           <w:u w:val="single"/>
         </w:rPr>
-        <w:hyperlink r:id="rId32" w:history="1">
+        <w:hyperlink r:id="rId34" w:history="1">
           <w:r>
             <w:rPr>
               <w:rStyle w:val="Hyperlink"/>
@@ -6056,7 +6077,7 @@
           <w:sz w:val="24"/>
           <w:u w:val="single"/>
         </w:rPr>
-        <w:hyperlink r:id="rId32" w:history="1">
+        <w:hyperlink r:id="rId34" w:history="1">
           <w:r>
             <w:rPr>
               <w:rStyle w:val="Hyperlink"/>
@@ -6074,7 +6095,7 @@
           <w:sz w:val="24"/>
           <w:u w:val="single"/>
         </w:rPr>
-        <w:hyperlink r:id="rId32" w:history="1">
+        <w:hyperlink r:id="rId34" w:history="1">
           <w:r>
             <w:rPr>
               <w:rStyle w:val="Hyperlink"/>
@@ -6092,7 +6113,7 @@
           <w:sz w:val="24"/>
           <w:u w:val="single"/>
         </w:rPr>
-        <w:hyperlink r:id="rId32" w:history="1">
+        <w:hyperlink r:id="rId34" w:history="1">
           <w:r>
             <w:rPr>
               <w:rStyle w:val="Hyperlink"/>
@@ -6110,7 +6131,7 @@
           <w:sz w:val="24"/>
           <w:u w:val="single"/>
         </w:rPr>
-        <w:hyperlink r:id="rId32" w:history="1">
+        <w:hyperlink r:id="rId34" w:history="1">
           <w:r>
             <w:rPr>
               <w:rStyle w:val="Hyperlink"/>
@@ -6127,7 +6148,7 @@
           <w:color w:val="0000FF"/>
           <w:sz w:val="24"/>
         </w:rPr>
-        <w:hyperlink r:id="rId32" w:history="1">
+        <w:hyperlink r:id="rId34" w:history="1">
           <w:r>
             <w:rPr>
               <w:rStyle w:val="Hyperlink"/>
@@ -6155,7 +6176,7 @@
           <w:sz w:val="24"/>
           <w:u w:val="single"/>
         </w:rPr>
-        <w:hyperlink r:id="rId32" w:history="1">
+        <w:hyperlink r:id="rId34" w:history="1">
           <w:r>
             <w:rPr>
               <w:rStyle w:val="Hyperlink"/>
@@ -6173,7 +6194,7 @@
           <w:sz w:val="24"/>
           <w:u w:val="single"/>
         </w:rPr>
-        <w:hyperlink r:id="rId32" w:history="1">
+        <w:hyperlink r:id="rId34" w:history="1">
           <w:r>
             <w:rPr>
               <w:rStyle w:val="Hyperlink"/>
@@ -6191,7 +6212,7 @@
           <w:sz w:val="24"/>
           <w:u w:val="single"/>
         </w:rPr>
-        <w:hyperlink r:id="rId32" w:history="1">
+        <w:hyperlink r:id="rId34" w:history="1">
           <w:r>
             <w:rPr>
               <w:rStyle w:val="Hyperlink"/>
@@ -6209,7 +6230,7 @@
           <w:sz w:val="24"/>
           <w:u w:val="single"/>
         </w:rPr>
-        <w:hyperlink r:id="rId32" w:history="1">
+        <w:hyperlink r:id="rId34" w:history="1">
           <w:r>
             <w:rPr>
               <w:rStyle w:val="Hyperlink"/>
@@ -6227,7 +6248,7 @@
           <w:sz w:val="24"/>
           <w:u w:val="single"/>
         </w:rPr>
-        <w:hyperlink r:id="rId32" w:history="1">
+        <w:hyperlink r:id="rId34" w:history="1">
           <w:r>
             <w:rPr>
               <w:rStyle w:val="Hyperlink"/>
@@ -6358,7 +6379,7 @@
           <w:sz w:val="24"/>
           <w:u w:val="single"/>
         </w:rPr>
-        <w:hyperlink r:id="rId33" w:history="1">
+        <w:hyperlink r:id="rId35" w:history="1">
           <w:r>
             <w:rPr>
               <w:rStyle w:val="Hyperlink"/>
@@ -6387,7 +6408,7 @@
           <w:sz w:val="24"/>
           <w:u w:val="single"/>
         </w:rPr>
-        <w:hyperlink r:id="rId33" w:history="1">
+        <w:hyperlink r:id="rId35" w:history="1">
           <w:r>
             <w:rPr>
               <w:rStyle w:val="Hyperlink"/>
@@ -6415,7 +6436,7 @@
           <w:sz w:val="24"/>
           <w:u w:val="single"/>
         </w:rPr>
-        <w:hyperlink r:id="rId34" w:history="1">
+        <w:hyperlink r:id="rId36" w:history="1">
           <w:r>
             <w:rPr>
               <w:rStyle w:val="Hyperlink"/>
@@ -6444,7 +6465,7 @@
           <w:sz w:val="24"/>
           <w:u w:val="single"/>
         </w:rPr>
-        <w:hyperlink r:id="rId34" w:history="1">
+        <w:hyperlink r:id="rId36" w:history="1">
           <w:r>
             <w:rPr>
               <w:rStyle w:val="Hyperlink"/>

--- a/EXPORTS/DOCX/published/niveau2/Dutch/Ghana.docx
+++ b/EXPORTS/DOCX/published/niveau2/Dutch/Ghana.docx
@@ -4552,7 +4552,6 @@
       </w:r>
       <w:r>
         <w:rPr>
-          <w:u w:val="single" w:color="0000ff"/>
           <w:rFonts w:ascii="Charis SIL Regular" w:hAnsi="Charis SIL Regular" w:eastAsia="Charis SIL Regular"/>
           <w:b w:val="0"/>
           <w:i w:val="0"/>
@@ -4588,7 +4587,7 @@
           <w:sz w:val="24"/>
           <w:u w:val="single"/>
         </w:rPr>
-        <w:hyperlink r:id="rId25" w:history="1">
+        <w:hyperlink r:id="rId23" w:history="1">
           <w:r>
             <w:rPr>
               <w:rStyle w:val="Hyperlink"/>
@@ -4617,7 +4616,7 @@
           <w:sz w:val="24"/>
           <w:u w:val="single"/>
         </w:rPr>
-        <w:hyperlink r:id="rId25" w:history="1">
+        <w:hyperlink r:id="rId23" w:history="1">
           <w:r>
             <w:rPr>
               <w:rStyle w:val="Hyperlink"/>
@@ -4695,7 +4694,7 @@
           <w:sz w:val="24"/>
           <w:u w:val="single"/>
         </w:rPr>
-        <w:hyperlink r:id="rId26" w:history="1">
+        <w:hyperlink r:id="rId25" w:history="1">
           <w:r>
             <w:rPr>
               <w:rStyle w:val="Hyperlink"/>
@@ -4713,7 +4712,7 @@
           <w:sz w:val="24"/>
           <w:u w:val="single"/>
         </w:rPr>
-        <w:hyperlink r:id="rId26" w:history="1">
+        <w:hyperlink r:id="rId25" w:history="1">
           <w:r>
             <w:rPr>
               <w:rStyle w:val="Hyperlink"/>
@@ -4731,7 +4730,7 @@
           <w:sz w:val="24"/>
           <w:u w:val="single"/>
         </w:rPr>
-        <w:hyperlink r:id="rId26" w:history="1">
+        <w:hyperlink r:id="rId25" w:history="1">
           <w:r>
             <w:rPr>
               <w:rStyle w:val="Hyperlink"/>
@@ -4749,7 +4748,7 @@
           <w:sz w:val="24"/>
           <w:u w:val="single"/>
         </w:rPr>
-        <w:hyperlink r:id="rId26" w:history="1">
+        <w:hyperlink r:id="rId25" w:history="1">
           <w:r>
             <w:rPr>
               <w:rStyle w:val="Hyperlink"/>
@@ -4767,7 +4766,7 @@
           <w:sz w:val="24"/>
           <w:u w:val="single"/>
         </w:rPr>
-        <w:hyperlink r:id="rId26" w:history="1">
+        <w:hyperlink r:id="rId25" w:history="1">
           <w:r>
             <w:rPr>
               <w:rStyle w:val="Hyperlink"/>
@@ -4785,7 +4784,7 @@
           <w:sz w:val="24"/>
           <w:u w:val="single"/>
         </w:rPr>
-        <w:hyperlink r:id="rId26" w:history="1">
+        <w:hyperlink r:id="rId25" w:history="1">
           <w:r>
             <w:rPr>
               <w:rStyle w:val="Hyperlink"/>
@@ -4803,7 +4802,7 @@
           <w:sz w:val="24"/>
           <w:u w:val="single"/>
         </w:rPr>
-        <w:hyperlink r:id="rId26" w:history="1">
+        <w:hyperlink r:id="rId25" w:history="1">
           <w:r>
             <w:rPr>
               <w:rStyle w:val="Hyperlink"/>
@@ -5035,15 +5034,9 @@
           <w:i w:val="0"/>
           <w:color w:val="0000FF"/>
           <w:sz w:val="24"/>
-        </w:rPr>
-        <w:hyperlink r:id="rId19" w:history="1">
-          <w:r>
-            <w:rPr>
-              <w:rStyle w:val="Hyperlink"/>
-            </w:rPr>
-            <w:t>l</w:t>
-          </w:r>
-        </w:hyperlink>
+          <w:u w:val="single"/>
+        </w:rPr>
+        <w:t>l</w:t>
       </w:r>
       <w:r>
         <w:rPr>
@@ -5057,6 +5050,7 @@
       </w:r>
       <w:r>
         <w:rPr>
+          <w:u w:val="single" w:color="0000ff"/>
           <w:rFonts w:ascii="Charis SIL Regular" w:hAnsi="Charis SIL Regular" w:eastAsia="Charis SIL Regular"/>
           <w:b w:val="0"/>
           <w:i w:val="0"/>
@@ -5081,7 +5075,7 @@
           <w:sz w:val="24"/>
           <w:u w:val="single"/>
         </w:rPr>
-        <w:hyperlink r:id="rId27" w:history="1">
+        <w:hyperlink r:id="rId26" w:history="1">
           <w:r>
             <w:rPr>
               <w:rStyle w:val="Hyperlink"/>
@@ -5099,7 +5093,7 @@
           <w:sz w:val="24"/>
           <w:u w:val="single"/>
         </w:rPr>
-        <w:hyperlink r:id="rId27" w:history="1">
+        <w:hyperlink r:id="rId26" w:history="1">
           <w:r>
             <w:rPr>
               <w:rStyle w:val="Hyperlink"/>
@@ -5128,7 +5122,7 @@
           <w:sz w:val="24"/>
           <w:u w:val="single"/>
         </w:rPr>
-        <w:hyperlink r:id="rId27" w:history="1">
+        <w:hyperlink r:id="rId26" w:history="1">
           <w:r>
             <w:rPr>
               <w:rStyle w:val="Hyperlink"/>
@@ -5139,6 +5133,7 @@
       </w:r>
       <w:r>
         <w:rPr>
+          <w:u w:val="single" w:color="0000ff"/>
           <w:rFonts w:ascii="Charis SIL Regular" w:hAnsi="Charis SIL Regular" w:eastAsia="Charis SIL Regular"/>
           <w:b w:val="0"/>
           <w:i w:val="0"/>
@@ -5156,7 +5151,7 @@
           <w:sz w:val="24"/>
           <w:u w:val="single"/>
         </w:rPr>
-        <w:hyperlink r:id="rId28" w:history="1">
+        <w:hyperlink r:id="rId27" w:history="1">
           <w:r>
             <w:rPr>
               <w:rStyle w:val="Hyperlink"/>
@@ -5174,7 +5169,7 @@
           <w:sz w:val="24"/>
           <w:u w:val="single"/>
         </w:rPr>
-        <w:hyperlink r:id="rId28" w:history="1">
+        <w:hyperlink r:id="rId27" w:history="1">
           <w:r>
             <w:rPr>
               <w:rStyle w:val="Hyperlink"/>
@@ -5203,7 +5198,7 @@
           <w:sz w:val="24"/>
           <w:u w:val="single"/>
         </w:rPr>
-        <w:hyperlink r:id="rId28" w:history="1">
+        <w:hyperlink r:id="rId27" w:history="1">
           <w:r>
             <w:rPr>
               <w:rStyle w:val="Hyperlink"/>
@@ -5361,7 +5356,7 @@
           <w:sz w:val="24"/>
           <w:u w:val="single"/>
         </w:rPr>
-        <w:hyperlink r:id="rId29" w:history="1">
+        <w:hyperlink r:id="rId28" w:history="1">
           <w:r>
             <w:rPr>
               <w:rStyle w:val="Hyperlink"/>
@@ -5379,7 +5374,7 @@
           <w:sz w:val="24"/>
           <w:u w:val="single"/>
         </w:rPr>
-        <w:hyperlink r:id="rId29" w:history="1">
+        <w:hyperlink r:id="rId28" w:history="1">
           <w:r>
             <w:rPr>
               <w:rStyle w:val="Hyperlink"/>
@@ -5397,7 +5392,7 @@
           <w:sz w:val="24"/>
           <w:u w:val="single"/>
         </w:rPr>
-        <w:hyperlink r:id="rId29" w:history="1">
+        <w:hyperlink r:id="rId28" w:history="1">
           <w:r>
             <w:rPr>
               <w:rStyle w:val="Hyperlink"/>
@@ -5415,7 +5410,7 @@
           <w:sz w:val="24"/>
           <w:u w:val="single"/>
         </w:rPr>
-        <w:hyperlink r:id="rId29" w:history="1">
+        <w:hyperlink r:id="rId28" w:history="1">
           <w:r>
             <w:rPr>
               <w:rStyle w:val="Hyperlink"/>
@@ -5443,7 +5438,7 @@
           <w:sz w:val="24"/>
           <w:u w:val="single"/>
         </w:rPr>
-        <w:hyperlink r:id="rId30" w:history="1">
+        <w:hyperlink r:id="rId29" w:history="1">
           <w:r>
             <w:rPr>
               <w:rStyle w:val="Hyperlink"/>
@@ -5461,7 +5456,7 @@
           <w:sz w:val="24"/>
           <w:u w:val="single"/>
         </w:rPr>
-        <w:hyperlink r:id="rId30" w:history="1">
+        <w:hyperlink r:id="rId29" w:history="1">
           <w:r>
             <w:rPr>
               <w:rStyle w:val="Hyperlink"/>
@@ -5490,7 +5485,7 @@
           <w:sz w:val="24"/>
           <w:u w:val="single"/>
         </w:rPr>
-        <w:hyperlink r:id="rId30" w:history="1">
+        <w:hyperlink r:id="rId29" w:history="1">
           <w:r>
             <w:rPr>
               <w:rStyle w:val="Hyperlink"/>
@@ -5578,7 +5573,7 @@
           <w:sz w:val="24"/>
           <w:u w:val="single"/>
         </w:rPr>
-        <w:hyperlink r:id="rId31" w:history="1">
+        <w:hyperlink r:id="rId30" w:history="1">
           <w:r>
             <w:rPr>
               <w:rStyle w:val="Hyperlink"/>
@@ -5607,7 +5602,7 @@
           <w:sz w:val="24"/>
           <w:u w:val="single"/>
         </w:rPr>
-        <w:hyperlink r:id="rId31" w:history="1">
+        <w:hyperlink r:id="rId30" w:history="1">
           <w:r>
             <w:rPr>
               <w:rStyle w:val="Hyperlink"/>
@@ -5635,7 +5630,7 @@
           <w:sz w:val="24"/>
           <w:u w:val="single"/>
         </w:rPr>
-        <w:hyperlink r:id="rId32" w:history="1">
+        <w:hyperlink r:id="rId31" w:history="1">
           <w:r>
             <w:rPr>
               <w:rStyle w:val="Hyperlink"/>
@@ -5664,7 +5659,7 @@
           <w:sz w:val="24"/>
           <w:u w:val="single"/>
         </w:rPr>
-        <w:hyperlink r:id="rId32" w:history="1">
+        <w:hyperlink r:id="rId31" w:history="1">
           <w:r>
             <w:rPr>
               <w:rStyle w:val="Hyperlink"/>
@@ -5788,7 +5783,7 @@
           <w:sz w:val="24"/>
           <w:u w:val="single"/>
         </w:rPr>
-        <w:hyperlink r:id="rId33" w:history="1">
+        <w:hyperlink r:id="rId32" w:history="1">
           <w:r>
             <w:rPr>
               <w:rStyle w:val="Hyperlink"/>
@@ -5806,7 +5801,7 @@
           <w:sz w:val="24"/>
           <w:u w:val="single"/>
         </w:rPr>
-        <w:hyperlink r:id="rId33" w:history="1">
+        <w:hyperlink r:id="rId32" w:history="1">
           <w:r>
             <w:rPr>
               <w:rStyle w:val="Hyperlink"/>
@@ -5824,7 +5819,7 @@
           <w:sz w:val="24"/>
           <w:u w:val="single"/>
         </w:rPr>
-        <w:hyperlink r:id="rId33" w:history="1">
+        <w:hyperlink r:id="rId32" w:history="1">
           <w:r>
             <w:rPr>
               <w:rStyle w:val="Hyperlink"/>
@@ -6005,7 +6000,7 @@
           <w:sz w:val="24"/>
           <w:u w:val="single"/>
         </w:rPr>
-        <w:hyperlink r:id="rId34" w:history="1">
+        <w:hyperlink r:id="rId33" w:history="1">
           <w:r>
             <w:rPr>
               <w:rStyle w:val="Hyperlink"/>
@@ -6023,7 +6018,7 @@
           <w:sz w:val="24"/>
           <w:u w:val="single"/>
         </w:rPr>
-        <w:hyperlink r:id="rId34" w:history="1">
+        <w:hyperlink r:id="rId33" w:history="1">
           <w:r>
             <w:rPr>
               <w:rStyle w:val="Hyperlink"/>
@@ -6041,7 +6036,7 @@
           <w:sz w:val="24"/>
           <w:u w:val="single"/>
         </w:rPr>
-        <w:hyperlink r:id="rId34" w:history="1">
+        <w:hyperlink r:id="rId33" w:history="1">
           <w:r>
             <w:rPr>
               <w:rStyle w:val="Hyperlink"/>
@@ -6059,7 +6054,7 @@
           <w:sz w:val="24"/>
           <w:u w:val="single"/>
         </w:rPr>
-        <w:hyperlink r:id="rId34" w:history="1">
+        <w:hyperlink r:id="rId33" w:history="1">
           <w:r>
             <w:rPr>
               <w:rStyle w:val="Hyperlink"/>
@@ -6077,7 +6072,7 @@
           <w:sz w:val="24"/>
           <w:u w:val="single"/>
         </w:rPr>
-        <w:hyperlink r:id="rId34" w:history="1">
+        <w:hyperlink r:id="rId33" w:history="1">
           <w:r>
             <w:rPr>
               <w:rStyle w:val="Hyperlink"/>
@@ -6095,7 +6090,7 @@
           <w:sz w:val="24"/>
           <w:u w:val="single"/>
         </w:rPr>
-        <w:hyperlink r:id="rId34" w:history="1">
+        <w:hyperlink r:id="rId33" w:history="1">
           <w:r>
             <w:rPr>
               <w:rStyle w:val="Hyperlink"/>
@@ -6113,7 +6108,7 @@
           <w:sz w:val="24"/>
           <w:u w:val="single"/>
         </w:rPr>
-        <w:hyperlink r:id="rId34" w:history="1">
+        <w:hyperlink r:id="rId33" w:history="1">
           <w:r>
             <w:rPr>
               <w:rStyle w:val="Hyperlink"/>
@@ -6131,7 +6126,7 @@
           <w:sz w:val="24"/>
           <w:u w:val="single"/>
         </w:rPr>
-        <w:hyperlink r:id="rId34" w:history="1">
+        <w:hyperlink r:id="rId33" w:history="1">
           <w:r>
             <w:rPr>
               <w:rStyle w:val="Hyperlink"/>
@@ -6148,7 +6143,7 @@
           <w:color w:val="0000FF"/>
           <w:sz w:val="24"/>
         </w:rPr>
-        <w:hyperlink r:id="rId34" w:history="1">
+        <w:hyperlink r:id="rId33" w:history="1">
           <w:r>
             <w:rPr>
               <w:rStyle w:val="Hyperlink"/>
@@ -6176,7 +6171,7 @@
           <w:sz w:val="24"/>
           <w:u w:val="single"/>
         </w:rPr>
-        <w:hyperlink r:id="rId34" w:history="1">
+        <w:hyperlink r:id="rId33" w:history="1">
           <w:r>
             <w:rPr>
               <w:rStyle w:val="Hyperlink"/>
@@ -6194,7 +6189,7 @@
           <w:sz w:val="24"/>
           <w:u w:val="single"/>
         </w:rPr>
-        <w:hyperlink r:id="rId34" w:history="1">
+        <w:hyperlink r:id="rId33" w:history="1">
           <w:r>
             <w:rPr>
               <w:rStyle w:val="Hyperlink"/>
@@ -6212,7 +6207,7 @@
           <w:sz w:val="24"/>
           <w:u w:val="single"/>
         </w:rPr>
-        <w:hyperlink r:id="rId34" w:history="1">
+        <w:hyperlink r:id="rId33" w:history="1">
           <w:r>
             <w:rPr>
               <w:rStyle w:val="Hyperlink"/>
@@ -6230,7 +6225,7 @@
           <w:sz w:val="24"/>
           <w:u w:val="single"/>
         </w:rPr>
-        <w:hyperlink r:id="rId34" w:history="1">
+        <w:hyperlink r:id="rId33" w:history="1">
           <w:r>
             <w:rPr>
               <w:rStyle w:val="Hyperlink"/>
@@ -6248,7 +6243,7 @@
           <w:sz w:val="24"/>
           <w:u w:val="single"/>
         </w:rPr>
-        <w:hyperlink r:id="rId34" w:history="1">
+        <w:hyperlink r:id="rId33" w:history="1">
           <w:r>
             <w:rPr>
               <w:rStyle w:val="Hyperlink"/>
@@ -6379,7 +6374,7 @@
           <w:sz w:val="24"/>
           <w:u w:val="single"/>
         </w:rPr>
-        <w:hyperlink r:id="rId35" w:history="1">
+        <w:hyperlink r:id="rId34" w:history="1">
           <w:r>
             <w:rPr>
               <w:rStyle w:val="Hyperlink"/>
@@ -6408,7 +6403,7 @@
           <w:sz w:val="24"/>
           <w:u w:val="single"/>
         </w:rPr>
-        <w:hyperlink r:id="rId35" w:history="1">
+        <w:hyperlink r:id="rId34" w:history="1">
           <w:r>
             <w:rPr>
               <w:rStyle w:val="Hyperlink"/>
@@ -6436,7 +6431,7 @@
           <w:sz w:val="24"/>
           <w:u w:val="single"/>
         </w:rPr>
-        <w:hyperlink r:id="rId36" w:history="1">
+        <w:hyperlink r:id="rId35" w:history="1">
           <w:r>
             <w:rPr>
               <w:rStyle w:val="Hyperlink"/>
@@ -6465,7 +6460,7 @@
           <w:sz w:val="24"/>
           <w:u w:val="single"/>
         </w:rPr>
-        <w:hyperlink r:id="rId36" w:history="1">
+        <w:hyperlink r:id="rId35" w:history="1">
           <w:r>
             <w:rPr>
               <w:rStyle w:val="Hyperlink"/>

--- a/EXPORTS/DOCX/published/niveau2/Dutch/Ghana.docx
+++ b/EXPORTS/DOCX/published/niveau2/Dutch/Ghana.docx
@@ -598,24 +598,7 @@
           <w:color w:val="000000"/>
           <w:sz w:val="24"/>
         </w:rPr>
-        <w:hyperlink r:id="rId10" w:history="1">
-          <w:r>
-            <w:rPr>
-              <w:rStyle w:val="Hyperlink"/>
-            </w:rPr>
-            <w:t xml:space="preserve">n van de </w:t>
-          </w:r>
-        </w:hyperlink>
-      </w:r>
-      <w:r>
-        <w:rPr>
-          <w:rFonts w:ascii="Charis SIL Regular" w:hAnsi="Charis SIL Regular" w:eastAsia="Charis SIL Regular"/>
-          <w:b w:val="0"/>
-          <w:i w:val="0"/>
-          <w:color w:val="000000"/>
-          <w:sz w:val="24"/>
-        </w:rPr>
-        <w:t>W</w:t>
+        <w:t>n van de W</w:t>
       </w:r>
       <w:r>
         <w:rPr>
@@ -3538,7 +3521,7 @@
             <w:rPr>
               <w:rStyle w:val="Hyperlink"/>
             </w:rPr>
-            <w:t>va</w:t>
+            <w:t>van</w:t>
           </w:r>
         </w:hyperlink>
       </w:r>
@@ -3551,36 +3534,18 @@
           <w:sz w:val="24"/>
           <w:u w:val="single"/>
         </w:rPr>
+        <w:t xml:space="preserve"> </w:t>
+      </w:r>
+      <w:r>
+        <w:rPr>
+          <w:rFonts w:ascii="Charis SIL Regular" w:hAnsi="Charis SIL Regular" w:eastAsia="Charis SIL Regular"/>
+          <w:b w:val="0"/>
+          <w:i w:val="0"/>
+          <w:color w:val="0000FF"/>
+          <w:sz w:val="24"/>
+          <w:u w:val="single"/>
+        </w:rPr>
         <w:hyperlink r:id="rId22" w:history="1">
-          <w:r>
-            <w:rPr>
-              <w:rStyle w:val="Hyperlink"/>
-            </w:rPr>
-            <w:t>n</w:t>
-          </w:r>
-        </w:hyperlink>
-      </w:r>
-      <w:r>
-        <w:rPr>
-          <w:rFonts w:ascii="Charis SIL Regular" w:hAnsi="Charis SIL Regular" w:eastAsia="Charis SIL Regular"/>
-          <w:b w:val="0"/>
-          <w:i w:val="0"/>
-          <w:color w:val="0000FF"/>
-          <w:sz w:val="24"/>
-          <w:u w:val="single"/>
-        </w:rPr>
-        <w:t xml:space="preserve"> </w:t>
-      </w:r>
-      <w:r>
-        <w:rPr>
-          <w:rFonts w:ascii="Charis SIL Regular" w:hAnsi="Charis SIL Regular" w:eastAsia="Charis SIL Regular"/>
-          <w:b w:val="0"/>
-          <w:i w:val="0"/>
-          <w:color w:val="0000FF"/>
-          <w:sz w:val="24"/>
-          <w:u w:val="single"/>
-        </w:rPr>
-        <w:hyperlink r:id="rId21" w:history="1">
           <w:r>
             <w:rPr>
               <w:rStyle w:val="Hyperlink"/>
@@ -3591,204 +3556,13 @@
       </w:r>
       <w:r>
         <w:rPr>
-          <w:u w:val="single" w:color="0000ff"/>
           <w:rFonts w:ascii="Charis SIL Regular" w:hAnsi="Charis SIL Regular" w:eastAsia="Charis SIL Regular"/>
           <w:b w:val="0"/>
           <w:i w:val="0"/>
           <w:color w:val="000000"/>
           <w:sz w:val="24"/>
         </w:rPr>
-        <w:hyperlink r:id="rId21" w:history="1">
-          <w:r>
-            <w:rPr>
-              <w:rStyle w:val="Hyperlink"/>
-            </w:rPr>
-            <w:t xml:space="preserve"> zijn</w:t>
-          </w:r>
-        </w:hyperlink>
-      </w:r>
-      <w:r>
-        <w:rPr>
-          <w:u w:val="single" w:color="0000ff"/>
-          <w:rFonts w:ascii="Charis SIL Regular" w:hAnsi="Charis SIL Regular" w:eastAsia="Charis SIL Regular"/>
-          <w:b w:val="0"/>
-          <w:i w:val="0"/>
-          <w:color w:val="000000"/>
-          <w:sz w:val="24"/>
-        </w:rPr>
-        <w:t xml:space="preserve"> </w:t>
-      </w:r>
-      <w:r>
-        <w:rPr>
-          <w:u w:val="single" w:color="0000ff"/>
-          <w:rFonts w:ascii="Charis SIL Regular" w:hAnsi="Charis SIL Regular" w:eastAsia="Charis SIL Regular"/>
-          <w:b w:val="0"/>
-          <w:i w:val="0"/>
-          <w:color w:val="000000"/>
-          <w:sz w:val="24"/>
-        </w:rPr>
-        <w:hyperlink r:id="rId21" w:history="1">
-          <w:r>
-            <w:rPr>
-              <w:rStyle w:val="Hyperlink"/>
-            </w:rPr>
-            <w:t>st</w:t>
-          </w:r>
-        </w:hyperlink>
-      </w:r>
-      <w:r>
-        <w:rPr>
-          <w:u w:val="single" w:color="0000ff"/>
-          <w:rFonts w:ascii="Charis SIL Regular" w:hAnsi="Charis SIL Regular" w:eastAsia="Charis SIL Regular"/>
-          <w:b w:val="0"/>
-          <w:i w:val="0"/>
-          <w:color w:val="000000"/>
-          <w:sz w:val="24"/>
-        </w:rPr>
-        <w:hyperlink r:id="rId21" w:history="1">
-          <w:r>
-            <w:rPr>
-              <w:rStyle w:val="Hyperlink"/>
-            </w:rPr>
-            <w:t>u</w:t>
-          </w:r>
-        </w:hyperlink>
-      </w:r>
-      <w:r>
-        <w:rPr>
-          <w:u w:val="single" w:color="0000ff"/>
-          <w:rFonts w:ascii="Charis SIL Regular" w:hAnsi="Charis SIL Regular" w:eastAsia="Charis SIL Regular"/>
-          <w:b w:val="0"/>
-          <w:i w:val="0"/>
-          <w:color w:val="000000"/>
-          <w:sz w:val="24"/>
-        </w:rPr>
-        <w:hyperlink r:id="rId21" w:history="1">
-          <w:r>
-            <w:rPr>
-              <w:rStyle w:val="Hyperlink"/>
-            </w:rPr>
-            <w:t>kk</w:t>
-          </w:r>
-        </w:hyperlink>
-      </w:r>
-      <w:r>
-        <w:rPr>
-          <w:u w:val="single" w:color="0000ff"/>
-          <w:rFonts w:ascii="Charis SIL Regular" w:hAnsi="Charis SIL Regular" w:eastAsia="Charis SIL Regular"/>
-          <w:b w:val="0"/>
-          <w:i w:val="0"/>
-          <w:color w:val="000000"/>
-          <w:sz w:val="24"/>
-        </w:rPr>
-        <w:hyperlink r:id="rId21" w:history="1">
-          <w:r>
-            <w:rPr>
-              <w:rStyle w:val="Hyperlink"/>
-            </w:rPr>
-            <w:t>en te vin</w:t>
-          </w:r>
-        </w:hyperlink>
-      </w:r>
-      <w:r>
-        <w:rPr>
-          <w:u w:val="single" w:color="0000ff"/>
-          <w:rFonts w:ascii="Charis SIL Regular" w:hAnsi="Charis SIL Regular" w:eastAsia="Charis SIL Regular"/>
-          <w:b w:val="0"/>
-          <w:i w:val="0"/>
-          <w:color w:val="000000"/>
-          <w:sz w:val="24"/>
-        </w:rPr>
-        <w:hyperlink r:id="rId21" w:history="1">
-          <w:r>
-            <w:rPr>
-              <w:rStyle w:val="Hyperlink"/>
-            </w:rPr>
-            <w:t>d</w:t>
-          </w:r>
-        </w:hyperlink>
-      </w:r>
-      <w:r>
-        <w:rPr>
-          <w:u w:val="single" w:color="0000ff"/>
-          <w:rFonts w:ascii="Charis SIL Regular" w:hAnsi="Charis SIL Regular" w:eastAsia="Charis SIL Regular"/>
-          <w:b w:val="0"/>
-          <w:i w:val="0"/>
-          <w:color w:val="000000"/>
-          <w:sz w:val="24"/>
-        </w:rPr>
-        <w:hyperlink r:id="rId21" w:history="1">
-          <w:r>
-            <w:rPr>
-              <w:rStyle w:val="Hyperlink"/>
-            </w:rPr>
-            <w:t xml:space="preserve">en </w:t>
-          </w:r>
-        </w:hyperlink>
-      </w:r>
-      <w:r>
-        <w:rPr>
-          <w:u w:val="single" w:color="0000ff"/>
-          <w:rFonts w:ascii="Charis SIL Regular" w:hAnsi="Charis SIL Regular" w:eastAsia="Charis SIL Regular"/>
-          <w:b w:val="0"/>
-          <w:i w:val="0"/>
-          <w:color w:val="000000"/>
-          <w:sz w:val="24"/>
-        </w:rPr>
-        <w:hyperlink r:id="rId21" w:history="1">
-          <w:r>
-            <w:rPr>
-              <w:rStyle w:val="Hyperlink"/>
-            </w:rPr>
-            <w:t>d</w:t>
-          </w:r>
-        </w:hyperlink>
-      </w:r>
-      <w:r>
-        <w:rPr>
-          <w:u w:val="single" w:color="0000ff"/>
-          <w:rFonts w:ascii="Charis SIL Regular" w:hAnsi="Charis SIL Regular" w:eastAsia="Charis SIL Regular"/>
-          <w:b w:val="0"/>
-          <w:i w:val="0"/>
-          <w:color w:val="000000"/>
-          <w:sz w:val="24"/>
-        </w:rPr>
-        <w:hyperlink r:id="rId21" w:history="1">
-          <w:r>
-            <w:rPr>
-              <w:rStyle w:val="Hyperlink"/>
-            </w:rPr>
-            <w:t>ie t</w:t>
-          </w:r>
-        </w:hyperlink>
-      </w:r>
-      <w:r>
-        <w:rPr>
-          <w:u w:val="single" w:color="0000ff"/>
-          <w:rFonts w:ascii="Charis SIL Regular" w:hAnsi="Charis SIL Regular" w:eastAsia="Charis SIL Regular"/>
-          <w:b w:val="0"/>
-          <w:i w:val="0"/>
-          <w:color w:val="000000"/>
-          <w:sz w:val="24"/>
-        </w:rPr>
-        <w:hyperlink r:id="rId21" w:history="1">
-          <w:r>
-            <w:rPr>
-              <w:rStyle w:val="Hyperlink"/>
-            </w:rPr>
-            <w:t xml:space="preserve">e maken </w:t>
-          </w:r>
-        </w:hyperlink>
-      </w:r>
-      <w:r>
-        <w:rPr>
-          <w:rFonts w:ascii="Charis SIL Regular" w:hAnsi="Charis SIL Regular" w:eastAsia="Charis SIL Regular"/>
-          <w:b w:val="0"/>
-          <w:i w:val="0"/>
-          <w:color w:val="000000"/>
-          <w:sz w:val="24"/>
-        </w:rPr>
-        <w:t>hebben met de verzamelin</w:t>
+        <w:t xml:space="preserve"> zijn stukken te vinden die te maken hebben met de verzamelin</w:t>
       </w:r>
       <w:r>
         <w:rPr>
@@ -4523,7 +4297,7 @@
           <w:sz w:val="24"/>
           <w:u w:val="single"/>
         </w:rPr>
-        <w:hyperlink r:id="rId23" w:history="1">
+        <w:hyperlink r:id="rId24" w:history="1">
           <w:r>
             <w:rPr>
               <w:rStyle w:val="Hyperlink"/>
@@ -4552,6 +4326,7 @@
       </w:r>
       <w:r>
         <w:rPr>
+          <w:u w:val="single" w:color="0000ff"/>
           <w:rFonts w:ascii="Charis SIL Regular" w:hAnsi="Charis SIL Regular" w:eastAsia="Charis SIL Regular"/>
           <w:b w:val="0"/>
           <w:i w:val="0"/>
@@ -4569,7 +4344,7 @@
           <w:sz w:val="24"/>
           <w:u w:val="single"/>
         </w:rPr>
-        <w:hyperlink r:id="rId23" w:history="1">
+        <w:hyperlink r:id="rId25" w:history="1">
           <w:r>
             <w:rPr>
               <w:rStyle w:val="Hyperlink"/>
@@ -4694,7 +4469,7 @@
           <w:sz w:val="24"/>
           <w:u w:val="single"/>
         </w:rPr>
-        <w:hyperlink r:id="rId25" w:history="1">
+        <w:hyperlink r:id="rId26" w:history="1">
           <w:r>
             <w:rPr>
               <w:rStyle w:val="Hyperlink"/>
@@ -4712,7 +4487,7 @@
           <w:sz w:val="24"/>
           <w:u w:val="single"/>
         </w:rPr>
-        <w:hyperlink r:id="rId25" w:history="1">
+        <w:hyperlink r:id="rId26" w:history="1">
           <w:r>
             <w:rPr>
               <w:rStyle w:val="Hyperlink"/>
@@ -4730,7 +4505,7 @@
           <w:sz w:val="24"/>
           <w:u w:val="single"/>
         </w:rPr>
-        <w:hyperlink r:id="rId25" w:history="1">
+        <w:hyperlink r:id="rId26" w:history="1">
           <w:r>
             <w:rPr>
               <w:rStyle w:val="Hyperlink"/>
@@ -4748,7 +4523,7 @@
           <w:sz w:val="24"/>
           <w:u w:val="single"/>
         </w:rPr>
-        <w:hyperlink r:id="rId25" w:history="1">
+        <w:hyperlink r:id="rId26" w:history="1">
           <w:r>
             <w:rPr>
               <w:rStyle w:val="Hyperlink"/>
@@ -4766,7 +4541,7 @@
           <w:sz w:val="24"/>
           <w:u w:val="single"/>
         </w:rPr>
-        <w:hyperlink r:id="rId25" w:history="1">
+        <w:hyperlink r:id="rId26" w:history="1">
           <w:r>
             <w:rPr>
               <w:rStyle w:val="Hyperlink"/>
@@ -4784,7 +4559,7 @@
           <w:sz w:val="24"/>
           <w:u w:val="single"/>
         </w:rPr>
-        <w:hyperlink r:id="rId25" w:history="1">
+        <w:hyperlink r:id="rId26" w:history="1">
           <w:r>
             <w:rPr>
               <w:rStyle w:val="Hyperlink"/>
@@ -4802,7 +4577,7 @@
           <w:sz w:val="24"/>
           <w:u w:val="single"/>
         </w:rPr>
-        <w:hyperlink r:id="rId25" w:history="1">
+        <w:hyperlink r:id="rId26" w:history="1">
           <w:r>
             <w:rPr>
               <w:rStyle w:val="Hyperlink"/>
@@ -5075,7 +4850,7 @@
           <w:sz w:val="24"/>
           <w:u w:val="single"/>
         </w:rPr>
-        <w:hyperlink r:id="rId26" w:history="1">
+        <w:hyperlink r:id="rId27" w:history="1">
           <w:r>
             <w:rPr>
               <w:rStyle w:val="Hyperlink"/>
@@ -5093,7 +4868,7 @@
           <w:sz w:val="24"/>
           <w:u w:val="single"/>
         </w:rPr>
-        <w:hyperlink r:id="rId26" w:history="1">
+        <w:hyperlink r:id="rId27" w:history="1">
           <w:r>
             <w:rPr>
               <w:rStyle w:val="Hyperlink"/>
@@ -5122,7 +4897,7 @@
           <w:sz w:val="24"/>
           <w:u w:val="single"/>
         </w:rPr>
-        <w:hyperlink r:id="rId26" w:history="1">
+        <w:hyperlink r:id="rId27" w:history="1">
           <w:r>
             <w:rPr>
               <w:rStyle w:val="Hyperlink"/>
@@ -5151,7 +4926,7 @@
           <w:sz w:val="24"/>
           <w:u w:val="single"/>
         </w:rPr>
-        <w:hyperlink r:id="rId27" w:history="1">
+        <w:hyperlink r:id="rId28" w:history="1">
           <w:r>
             <w:rPr>
               <w:rStyle w:val="Hyperlink"/>
@@ -5169,7 +4944,7 @@
           <w:sz w:val="24"/>
           <w:u w:val="single"/>
         </w:rPr>
-        <w:hyperlink r:id="rId27" w:history="1">
+        <w:hyperlink r:id="rId28" w:history="1">
           <w:r>
             <w:rPr>
               <w:rStyle w:val="Hyperlink"/>
@@ -5198,7 +4973,7 @@
           <w:sz w:val="24"/>
           <w:u w:val="single"/>
         </w:rPr>
-        <w:hyperlink r:id="rId27" w:history="1">
+        <w:hyperlink r:id="rId28" w:history="1">
           <w:r>
             <w:rPr>
               <w:rStyle w:val="Hyperlink"/>
@@ -5216,7 +4991,7 @@
           <w:sz w:val="24"/>
           <w:u w:val="single"/>
         </w:rPr>
-        <w:hyperlink r:id="rId19" w:history="1">
+        <w:hyperlink r:id="rId28" w:history="1">
           <w:r>
             <w:rPr>
               <w:rStyle w:val="Hyperlink"/>
@@ -5356,7 +5131,7 @@
           <w:sz w:val="24"/>
           <w:u w:val="single"/>
         </w:rPr>
-        <w:hyperlink r:id="rId28" w:history="1">
+        <w:hyperlink r:id="rId29" w:history="1">
           <w:r>
             <w:rPr>
               <w:rStyle w:val="Hyperlink"/>
@@ -5374,7 +5149,7 @@
           <w:sz w:val="24"/>
           <w:u w:val="single"/>
         </w:rPr>
-        <w:hyperlink r:id="rId28" w:history="1">
+        <w:hyperlink r:id="rId29" w:history="1">
           <w:r>
             <w:rPr>
               <w:rStyle w:val="Hyperlink"/>
@@ -5392,7 +5167,7 @@
           <w:sz w:val="24"/>
           <w:u w:val="single"/>
         </w:rPr>
-        <w:hyperlink r:id="rId28" w:history="1">
+        <w:hyperlink r:id="rId29" w:history="1">
           <w:r>
             <w:rPr>
               <w:rStyle w:val="Hyperlink"/>
@@ -5410,7 +5185,7 @@
           <w:sz w:val="24"/>
           <w:u w:val="single"/>
         </w:rPr>
-        <w:hyperlink r:id="rId28" w:history="1">
+        <w:hyperlink r:id="rId29" w:history="1">
           <w:r>
             <w:rPr>
               <w:rStyle w:val="Hyperlink"/>
@@ -5438,7 +5213,7 @@
           <w:sz w:val="24"/>
           <w:u w:val="single"/>
         </w:rPr>
-        <w:hyperlink r:id="rId29" w:history="1">
+        <w:hyperlink r:id="rId30" w:history="1">
           <w:r>
             <w:rPr>
               <w:rStyle w:val="Hyperlink"/>
@@ -5573,7 +5348,7 @@
           <w:sz w:val="24"/>
           <w:u w:val="single"/>
         </w:rPr>
-        <w:hyperlink r:id="rId30" w:history="1">
+        <w:hyperlink r:id="rId31" w:history="1">
           <w:r>
             <w:rPr>
               <w:rStyle w:val="Hyperlink"/>
@@ -5602,7 +5377,7 @@
           <w:sz w:val="24"/>
           <w:u w:val="single"/>
         </w:rPr>
-        <w:hyperlink r:id="rId30" w:history="1">
+        <w:hyperlink r:id="rId31" w:history="1">
           <w:r>
             <w:rPr>
               <w:rStyle w:val="Hyperlink"/>
@@ -5630,7 +5405,7 @@
           <w:sz w:val="24"/>
           <w:u w:val="single"/>
         </w:rPr>
-        <w:hyperlink r:id="rId31" w:history="1">
+        <w:hyperlink r:id="rId32" w:history="1">
           <w:r>
             <w:rPr>
               <w:rStyle w:val="Hyperlink"/>
@@ -5659,7 +5434,7 @@
           <w:sz w:val="24"/>
           <w:u w:val="single"/>
         </w:rPr>
-        <w:hyperlink r:id="rId31" w:history="1">
+        <w:hyperlink r:id="rId32" w:history="1">
           <w:r>
             <w:rPr>
               <w:rStyle w:val="Hyperlink"/>
@@ -5783,7 +5558,7 @@
           <w:sz w:val="24"/>
           <w:u w:val="single"/>
         </w:rPr>
-        <w:hyperlink r:id="rId32" w:history="1">
+        <w:hyperlink r:id="rId33" w:history="1">
           <w:r>
             <w:rPr>
               <w:rStyle w:val="Hyperlink"/>
@@ -5801,7 +5576,7 @@
           <w:sz w:val="24"/>
           <w:u w:val="single"/>
         </w:rPr>
-        <w:hyperlink r:id="rId32" w:history="1">
+        <w:hyperlink r:id="rId33" w:history="1">
           <w:r>
             <w:rPr>
               <w:rStyle w:val="Hyperlink"/>
@@ -5819,7 +5594,7 @@
           <w:sz w:val="24"/>
           <w:u w:val="single"/>
         </w:rPr>
-        <w:hyperlink r:id="rId32" w:history="1">
+        <w:hyperlink r:id="rId33" w:history="1">
           <w:r>
             <w:rPr>
               <w:rStyle w:val="Hyperlink"/>
@@ -6000,7 +5775,7 @@
           <w:sz w:val="24"/>
           <w:u w:val="single"/>
         </w:rPr>
-        <w:hyperlink r:id="rId33" w:history="1">
+        <w:hyperlink r:id="rId34" w:history="1">
           <w:r>
             <w:rPr>
               <w:rStyle w:val="Hyperlink"/>
@@ -6018,7 +5793,7 @@
           <w:sz w:val="24"/>
           <w:u w:val="single"/>
         </w:rPr>
-        <w:hyperlink r:id="rId33" w:history="1">
+        <w:hyperlink r:id="rId34" w:history="1">
           <w:r>
             <w:rPr>
               <w:rStyle w:val="Hyperlink"/>
@@ -6036,7 +5811,7 @@
           <w:sz w:val="24"/>
           <w:u w:val="single"/>
         </w:rPr>
-        <w:hyperlink r:id="rId33" w:history="1">
+        <w:hyperlink r:id="rId34" w:history="1">
           <w:r>
             <w:rPr>
               <w:rStyle w:val="Hyperlink"/>
@@ -6054,7 +5829,7 @@
           <w:sz w:val="24"/>
           <w:u w:val="single"/>
         </w:rPr>
-        <w:hyperlink r:id="rId33" w:history="1">
+        <w:hyperlink r:id="rId34" w:history="1">
           <w:r>
             <w:rPr>
               <w:rStyle w:val="Hyperlink"/>
@@ -6072,7 +5847,7 @@
           <w:sz w:val="24"/>
           <w:u w:val="single"/>
         </w:rPr>
-        <w:hyperlink r:id="rId33" w:history="1">
+        <w:hyperlink r:id="rId34" w:history="1">
           <w:r>
             <w:rPr>
               <w:rStyle w:val="Hyperlink"/>
@@ -6090,7 +5865,7 @@
           <w:sz w:val="24"/>
           <w:u w:val="single"/>
         </w:rPr>
-        <w:hyperlink r:id="rId33" w:history="1">
+        <w:hyperlink r:id="rId34" w:history="1">
           <w:r>
             <w:rPr>
               <w:rStyle w:val="Hyperlink"/>
@@ -6108,7 +5883,7 @@
           <w:sz w:val="24"/>
           <w:u w:val="single"/>
         </w:rPr>
-        <w:hyperlink r:id="rId33" w:history="1">
+        <w:hyperlink r:id="rId34" w:history="1">
           <w:r>
             <w:rPr>
               <w:rStyle w:val="Hyperlink"/>
@@ -6126,7 +5901,7 @@
           <w:sz w:val="24"/>
           <w:u w:val="single"/>
         </w:rPr>
-        <w:hyperlink r:id="rId33" w:history="1">
+        <w:hyperlink r:id="rId34" w:history="1">
           <w:r>
             <w:rPr>
               <w:rStyle w:val="Hyperlink"/>
@@ -6143,7 +5918,7 @@
           <w:color w:val="0000FF"/>
           <w:sz w:val="24"/>
         </w:rPr>
-        <w:hyperlink r:id="rId33" w:history="1">
+        <w:hyperlink r:id="rId34" w:history="1">
           <w:r>
             <w:rPr>
               <w:rStyle w:val="Hyperlink"/>
@@ -6171,7 +5946,7 @@
           <w:sz w:val="24"/>
           <w:u w:val="single"/>
         </w:rPr>
-        <w:hyperlink r:id="rId33" w:history="1">
+        <w:hyperlink r:id="rId34" w:history="1">
           <w:r>
             <w:rPr>
               <w:rStyle w:val="Hyperlink"/>
@@ -6189,7 +5964,7 @@
           <w:sz w:val="24"/>
           <w:u w:val="single"/>
         </w:rPr>
-        <w:hyperlink r:id="rId33" w:history="1">
+        <w:hyperlink r:id="rId34" w:history="1">
           <w:r>
             <w:rPr>
               <w:rStyle w:val="Hyperlink"/>
@@ -6207,7 +5982,7 @@
           <w:sz w:val="24"/>
           <w:u w:val="single"/>
         </w:rPr>
-        <w:hyperlink r:id="rId33" w:history="1">
+        <w:hyperlink r:id="rId34" w:history="1">
           <w:r>
             <w:rPr>
               <w:rStyle w:val="Hyperlink"/>
@@ -6225,7 +6000,7 @@
           <w:sz w:val="24"/>
           <w:u w:val="single"/>
         </w:rPr>
-        <w:hyperlink r:id="rId33" w:history="1">
+        <w:hyperlink r:id="rId34" w:history="1">
           <w:r>
             <w:rPr>
               <w:rStyle w:val="Hyperlink"/>
@@ -6243,7 +6018,7 @@
           <w:sz w:val="24"/>
           <w:u w:val="single"/>
         </w:rPr>
-        <w:hyperlink r:id="rId33" w:history="1">
+        <w:hyperlink r:id="rId34" w:history="1">
           <w:r>
             <w:rPr>
               <w:rStyle w:val="Hyperlink"/>
@@ -6374,7 +6149,7 @@
           <w:sz w:val="24"/>
           <w:u w:val="single"/>
         </w:rPr>
-        <w:hyperlink r:id="rId34" w:history="1">
+        <w:hyperlink r:id="rId35" w:history="1">
           <w:r>
             <w:rPr>
               <w:rStyle w:val="Hyperlink"/>
@@ -6403,7 +6178,7 @@
           <w:sz w:val="24"/>
           <w:u w:val="single"/>
         </w:rPr>
-        <w:hyperlink r:id="rId34" w:history="1">
+        <w:hyperlink r:id="rId35" w:history="1">
           <w:r>
             <w:rPr>
               <w:rStyle w:val="Hyperlink"/>
@@ -6431,7 +6206,7 @@
           <w:sz w:val="24"/>
           <w:u w:val="single"/>
         </w:rPr>
-        <w:hyperlink r:id="rId35" w:history="1">
+        <w:hyperlink r:id="rId36" w:history="1">
           <w:r>
             <w:rPr>
               <w:rStyle w:val="Hyperlink"/>
@@ -6460,7 +6235,7 @@
           <w:sz w:val="24"/>
           <w:u w:val="single"/>
         </w:rPr>
-        <w:hyperlink r:id="rId35" w:history="1">
+        <w:hyperlink r:id="rId36" w:history="1">
           <w:r>
             <w:rPr>
               <w:rStyle w:val="Hyperlink"/>
